--- a/TestWord_1/F_Акт_публічне сповіщення кTV.docx
+++ b/TestWord_1/F_Акт_публічне сповіщення кTV.docx
@@ -405,7 +405,6 @@
         <w:tab/>
         <w:t xml:space="preserve"> </w:t>
       </w:r>
-      <w:bookmarkStart w:id="0" w:name="_GoBack"/>
       <w:sdt>
         <w:sdtPr>
           <w:rPr>
@@ -441,7 +440,6 @@
         </w:rPr>
         <w:t xml:space="preserve"> </w:t>
       </w:r>
-      <w:bookmarkEnd w:id="0"/>
       <w:r>
         <w:rPr>
           <w:sz w:val="22"/>
@@ -965,20 +963,14 @@
         </w:rPr>
         <w:t xml:space="preserve"> </w:t>
       </w:r>
-      <w:r>
-        <w:rPr>
-          <w:sz w:val="22"/>
-          <w:szCs w:val="22"/>
-        </w:rPr>
-        <w:t>_</w:t>
-      </w:r>
-      <w:r>
-        <w:rPr>
-          <w:sz w:val="22"/>
-          <w:szCs w:val="22"/>
-          <w:highlight w:val="yellow"/>
-        </w:rPr>
-        <w:t>________________________________________________________</w:t>
+      <w:bookmarkStart w:id="0" w:name="_GoBack"/>
+      <w:bookmarkEnd w:id="0"/>
+      <w:r>
+        <w:rPr>
+          <w:sz w:val="22"/>
+          <w:szCs w:val="22"/>
+        </w:rPr>
+        <w:t>_________________________________________________________</w:t>
       </w:r>
     </w:p>
     <w:p>
@@ -4590,7 +4582,7 @@
     <w:charset w:val="CC"/>
     <w:family w:val="swiss"/>
     <w:pitch w:val="variable"/>
-    <w:sig w:usb0="E0002AFF" w:usb1="4000ACFF" w:usb2="00000001" w:usb3="00000000" w:csb0="000001FF" w:csb1="00000000"/>
+    <w:sig w:usb0="E0002AFF" w:usb1="C000247B" w:usb2="00000009" w:usb3="00000000" w:csb0="000001FF" w:csb1="00000000"/>
   </w:font>
   <w:font w:name="Times New Roman">
     <w:panose1 w:val="02020603050405020304"/>
@@ -4640,6 +4632,7 @@
     <w:rsid w:val="0055633C"/>
     <w:rsid w:val="00861F94"/>
     <w:rsid w:val="008652D2"/>
+    <w:rsid w:val="00981B57"/>
     <w:rsid w:val="00A25212"/>
     <w:rsid w:val="00A85F46"/>
     <w:rsid w:val="00DC5E16"/>
